--- a/drafts/vu/2025-06-u/25-СР-Февронії.docx
+++ b/drafts/vu/2025-06-u/25-СР-Февронії.docx
@@ -31,6 +31,7 @@
         <w:rPr>
           <w:rFonts w:ascii="Times New Roman" w:hAnsi="Times New Roman"/>
           <w:b/>
+          <w:sz w:val="24"/>
         </w:rPr>
         <w:t>ВЕЧІРНЯ</w:t>
       </w:r>
@@ -837,6 +838,7 @@
           <w:b/>
           <w:i/>
           <w:color w:val="FF0000"/>
+          <w:sz w:val="24"/>
         </w:rPr>
         <w:t>Вечірні молитви</w:t>
       </w:r>
@@ -853,16 +855,7 @@
           <w:color w:val="FF0000"/>
           <w:sz w:val="24"/>
         </w:rPr>
-        <w:t>Під час 103-го псалма священник мовить перед св. дверми вечірні молитви</w:t>
-      </w:r>
-      <w:r>
-        <w:rPr>
-          <w:rFonts w:ascii="Times New Roman" w:hAnsi="Times New Roman"/>
-          <w:i/>
-          <w:color w:val="FF0000"/>
-          <w:sz w:val="24"/>
-        </w:rPr>
-        <w:t>:</w:t>
+        <w:t xml:space="preserve">Під час 103-го псалма Священник мовить перед св. дверми вечірні молитви. </w:t>
       </w:r>
     </w:p>
     <w:p>
@@ -1220,7 +1213,23 @@
           <w:color w:val="000000"/>
           <w:sz w:val="24"/>
         </w:rPr>
-        <w:t xml:space="preserve">За святішого вселенського архиєрея Франциска, папу Римського, і за блаженнішого патріярха нашого Святослава, і за преосвященнішого архиєпископа і митрополита нашого кир </w:t>
+        <w:t xml:space="preserve">За святішого вселенського архиєрея </w:t>
+      </w:r>
+      <w:r>
+        <w:rPr>
+          <w:rFonts w:ascii="Times New Roman" w:hAnsi="Times New Roman"/>
+          <w:color w:val="000000"/>
+          <w:sz w:val="24"/>
+        </w:rPr>
+        <w:t>Лева</w:t>
+      </w:r>
+      <w:r>
+        <w:rPr>
+          <w:rFonts w:ascii="Times New Roman" w:hAnsi="Times New Roman"/>
+          <w:color w:val="000000"/>
+          <w:sz w:val="24"/>
+        </w:rPr>
+        <w:t xml:space="preserve">, папу Римського, і за блаженнішого патріярха нашого Святослава, і за преосвященнішого архиєпископа і митрополита нашого кир </w:t>
       </w:r>
       <w:r>
         <w:rPr>
@@ -1615,7 +1624,15 @@
           <w:sz w:val="24"/>
           <w:u w:val="single"/>
         </w:rPr>
-        <w:t>[Господи щедрий і милосердний, довготерпеливий і многомилостивий! Вислухай молитви наші і зверни увагу на голос моління нашого і яви нам знак милости Твоєї, наведи нас на дорогу Твою, щоб ходили ми в Твоїй правді. Звесели серця наші, щоб ми боялись імення Твого святого, бо Ти великий і твориш чуда; Ти Бог єдиний і немає подібного Тобі між богами, Господи. Ти сильний у милості і добрий у силі, аби допомагати й утішати, і спасати всіх, хто на ім'я Твоє святе уповає.]</w:t>
+        <w:t xml:space="preserve">[Господи щедрий і милосердний, довготерпеливий і многомилостивий! Вислухай молитви наші і зверни увагу на голос моління нашого і яви нам знак милости Твоєї, наведи нас на дорогу Твою, щоб ходили ми в Твоїй правді. Звесели серця наші, щоб ми боялись імення Твого святого, бо Ти великий і твориш чуда; Ти Бог єдиний і немає подібного Тобі між богами, </w:t>
+      </w:r>
+      <w:r>
+        <w:rPr>
+          <w:rFonts w:ascii="Times New Roman" w:hAnsi="Times New Roman"/>
+          <w:sz w:val="24"/>
+          <w:u w:val="single"/>
+        </w:rPr>
+        <w:t>Господи. Ти сильний у милості і добрий у силі, аби допомагати й утішати, і спасати всіх, хто на ім'я Твоє святе уповає.]</w:t>
       </w:r>
     </w:p>
     <w:p>
@@ -2628,6 +2645,7 @@
           <w:b/>
           <w:i/>
           <w:color w:val="FF0000"/>
+          <w:sz w:val="24"/>
         </w:rPr>
         <w:t>Стихири</w:t>
       </w:r>
@@ -3617,6 +3635,7 @@
           <w:b/>
           <w:i/>
           <w:color w:val="FF0000"/>
+          <w:sz w:val="24"/>
         </w:rPr>
         <w:t>Сподоби, Господи</w:t>
       </w:r>
@@ -3759,6 +3778,7 @@
           <w:b/>
           <w:i/>
           <w:color w:val="FF0000"/>
+          <w:sz w:val="24"/>
         </w:rPr>
         <w:t>Прохальна єктенія</w:t>
       </w:r>
@@ -4510,6 +4530,7 @@
           <w:b/>
           <w:i/>
           <w:color w:val="FF0000"/>
+          <w:sz w:val="24"/>
         </w:rPr>
         <w:t>Пісня Симеона</w:t>
       </w:r>
@@ -4580,7 +4601,16 @@
           <w:color w:val="FF0000"/>
           <w:sz w:val="24"/>
         </w:rPr>
-        <w:t>(3 р.)</w:t>
+        <w:t>(</w:t>
+      </w:r>
+      <w:r>
+        <w:rPr>
+          <w:rFonts w:ascii="Times New Roman" w:hAnsi="Times New Roman"/>
+          <w:i/>
+          <w:color w:val="FF0000"/>
+          <w:sz w:val="24"/>
+        </w:rPr>
+        <w:t>3 р.)</w:t>
       </w:r>
     </w:p>
     <w:p>
@@ -4715,6 +4745,7 @@
           <w:b/>
           <w:i/>
           <w:color w:val="FF0000"/>
+          <w:sz w:val="24"/>
         </w:rPr>
         <w:t>Тропарі</w:t>
       </w:r>
@@ -4777,6 +4808,7 @@
           <w:b/>
           <w:i/>
           <w:color w:val="FF0000"/>
+          <w:sz w:val="24"/>
         </w:rPr>
         <w:t>Єктенія усильного благання</w:t>
       </w:r>
@@ -4784,20 +4816,266 @@
     <w:p>
       <w:pPr>
         <w:spacing w:after="120"/>
+      </w:pPr>
+      <w:r>
+        <w:rPr>
+          <w:rFonts w:ascii="Times New Roman" w:hAnsi="Times New Roman"/>
+          <w:sz w:val="24"/>
+        </w:rPr>
+        <w:t>Помилуй нас, Боже, з великої милості Твоєї, молимось Тобі, вислухай і помилуй.</w:t>
+      </w:r>
+    </w:p>
+    <w:p>
+      <w:pPr>
+        <w:spacing w:after="120"/>
+      </w:pPr>
+      <w:r>
+        <w:rPr>
+          <w:rFonts w:ascii="Times New Roman" w:hAnsi="Times New Roman"/>
+          <w:i/>
+          <w:color w:val="FF4400"/>
+          <w:sz w:val="24"/>
+        </w:rPr>
+        <w:t>Вірні:</w:t>
+      </w:r>
+      <w:r>
+        <w:rPr>
+          <w:rFonts w:ascii="Times New Roman" w:hAnsi="Times New Roman"/>
+          <w:sz w:val="24"/>
+        </w:rPr>
+        <w:t xml:space="preserve"> Го́споди, поми́луй. </w:t>
+      </w:r>
+      <w:r>
+        <w:rPr>
+          <w:rFonts w:ascii="Times New Roman" w:hAnsi="Times New Roman"/>
+          <w:i/>
+          <w:color w:val="FF4400"/>
+          <w:sz w:val="24"/>
+        </w:rPr>
+        <w:t>(3 р.)</w:t>
+      </w:r>
+    </w:p>
+    <w:p>
+      <w:pPr>
+        <w:spacing w:after="120"/>
+      </w:pPr>
+      <w:r>
+        <w:rPr>
+          <w:rFonts w:ascii="Times New Roman" w:hAnsi="Times New Roman"/>
+          <w:sz w:val="24"/>
+        </w:rPr>
+        <w:t xml:space="preserve">Ще молимось за святішого вселенського архиєрея </w:t>
+      </w:r>
+      <w:r>
+        <w:rPr>
+          <w:rFonts w:ascii="Times New Roman" w:hAnsi="Times New Roman"/>
+          <w:sz w:val="24"/>
+        </w:rPr>
+        <w:t>Лева</w:t>
+      </w:r>
+      <w:r>
+        <w:rPr>
+          <w:rFonts w:ascii="Times New Roman" w:hAnsi="Times New Roman"/>
+          <w:sz w:val="24"/>
+        </w:rPr>
+        <w:t xml:space="preserve">, папу Римського, і за блаженнішого патріярха нашого Святослава, і за преосвященнішого архиєпископа і митрополита нашого кир </w:t>
+      </w:r>
+      <w:r>
+        <w:rPr>
+          <w:rFonts w:ascii="Times New Roman" w:hAnsi="Times New Roman"/>
+          <w:i/>
+          <w:color w:val="FF4400"/>
+          <w:sz w:val="24"/>
+        </w:rPr>
+        <w:t>ім’я</w:t>
+      </w:r>
+      <w:r>
+        <w:rPr>
+          <w:rFonts w:ascii="Times New Roman" w:hAnsi="Times New Roman"/>
+          <w:i/>
+          <w:sz w:val="24"/>
+        </w:rPr>
+        <w:t>,</w:t>
+      </w:r>
+      <w:r>
+        <w:rPr>
+          <w:rFonts w:ascii="Times New Roman" w:hAnsi="Times New Roman"/>
+          <w:sz w:val="24"/>
+        </w:rPr>
+        <w:t xml:space="preserve"> і за боголюбивого єпископа нашого кир </w:t>
+      </w:r>
+      <w:r>
+        <w:rPr>
+          <w:rFonts w:ascii="Times New Roman" w:hAnsi="Times New Roman"/>
+          <w:i/>
+          <w:color w:val="FF4400"/>
+          <w:sz w:val="24"/>
+        </w:rPr>
+        <w:t>ім’я</w:t>
+      </w:r>
+      <w:r>
+        <w:rPr>
+          <w:rFonts w:ascii="Times New Roman" w:hAnsi="Times New Roman"/>
+          <w:i/>
+          <w:sz w:val="24"/>
+        </w:rPr>
+        <w:t>,</w:t>
+      </w:r>
+      <w:r>
+        <w:rPr>
+          <w:rFonts w:ascii="Times New Roman" w:hAnsi="Times New Roman"/>
+          <w:sz w:val="24"/>
+        </w:rPr>
+        <w:t xml:space="preserve"> за тих, що служать і послужили у святім храмі цьому, і за отців наших духовних, і всіх у Христі братів і сестер наших.</w:t>
+      </w:r>
+    </w:p>
+    <w:p>
+      <w:pPr>
+        <w:spacing w:after="120"/>
+      </w:pPr>
+      <w:r>
+        <w:rPr>
+          <w:rFonts w:ascii="Times New Roman" w:hAnsi="Times New Roman"/>
+          <w:i/>
+          <w:color w:val="FF4400"/>
+          <w:sz w:val="24"/>
+        </w:rPr>
+        <w:t>Вірні:</w:t>
+      </w:r>
+      <w:r>
+        <w:rPr>
+          <w:rFonts w:ascii="Times New Roman" w:hAnsi="Times New Roman"/>
+          <w:sz w:val="24"/>
+        </w:rPr>
+        <w:t xml:space="preserve"> Го́споди, поми́луй. </w:t>
+      </w:r>
+      <w:r>
+        <w:rPr>
+          <w:rFonts w:ascii="Times New Roman" w:hAnsi="Times New Roman"/>
+          <w:i/>
+          <w:color w:val="FF4400"/>
+          <w:sz w:val="24"/>
+        </w:rPr>
+        <w:t>(3 р.)</w:t>
+      </w:r>
+    </w:p>
+    <w:p>
+      <w:pPr>
+        <w:spacing w:after="120"/>
+      </w:pPr>
+      <w:r>
+        <w:rPr>
+          <w:rFonts w:ascii="Times New Roman" w:hAnsi="Times New Roman"/>
+          <w:sz w:val="24"/>
+        </w:rPr>
+        <w:t>Ще молимось за Богом бережений народ наш, за правління і за все військо.</w:t>
+      </w:r>
+    </w:p>
+    <w:p>
+      <w:pPr>
+        <w:spacing w:after="120"/>
+      </w:pPr>
+      <w:r>
+        <w:rPr>
+          <w:rFonts w:ascii="Times New Roman" w:hAnsi="Times New Roman"/>
+          <w:i/>
+          <w:color w:val="FF4400"/>
+          <w:sz w:val="24"/>
+        </w:rPr>
+        <w:t>Вірні:</w:t>
+      </w:r>
+      <w:r>
+        <w:rPr>
+          <w:rFonts w:ascii="Times New Roman" w:hAnsi="Times New Roman"/>
+          <w:sz w:val="24"/>
+        </w:rPr>
+        <w:t xml:space="preserve"> Го́споди, поми́луй. </w:t>
+      </w:r>
+      <w:r>
+        <w:rPr>
+          <w:rFonts w:ascii="Times New Roman" w:hAnsi="Times New Roman"/>
+          <w:i/>
+          <w:color w:val="FF4400"/>
+          <w:sz w:val="24"/>
+        </w:rPr>
+        <w:t>(3 р.)</w:t>
+      </w:r>
+    </w:p>
+    <w:p>
+      <w:pPr>
+        <w:spacing w:after="120"/>
+      </w:pPr>
+      <w:r>
+        <w:rPr>
+          <w:rFonts w:ascii="Times New Roman" w:hAnsi="Times New Roman"/>
+          <w:sz w:val="24"/>
+        </w:rPr>
+        <w:t>Ще молимось за тут присутніх людей, що очікують від Тебе великої і багатої милости, за тих, що творять нам милостиню, і за всіх православних християн.</w:t>
+      </w:r>
+    </w:p>
+    <w:p>
+      <w:pPr>
+        <w:spacing w:after="120"/>
+      </w:pPr>
+      <w:r>
+        <w:rPr>
+          <w:rFonts w:ascii="Times New Roman" w:hAnsi="Times New Roman"/>
+          <w:i/>
+          <w:color w:val="FF4400"/>
+          <w:sz w:val="24"/>
+        </w:rPr>
+        <w:t>Вірні:</w:t>
+      </w:r>
+      <w:r>
+        <w:rPr>
+          <w:rFonts w:ascii="Times New Roman" w:hAnsi="Times New Roman"/>
+          <w:sz w:val="24"/>
+        </w:rPr>
+        <w:t xml:space="preserve"> Го́споди, поми́луй. </w:t>
+      </w:r>
+      <w:r>
+        <w:rPr>
+          <w:rFonts w:ascii="Times New Roman" w:hAnsi="Times New Roman"/>
+          <w:i/>
+          <w:color w:val="FF4400"/>
+          <w:sz w:val="24"/>
+        </w:rPr>
+        <w:t>(3 р.)</w:t>
+      </w:r>
+    </w:p>
+    <w:p>
+      <w:pPr>
+        <w:spacing w:after="120"/>
         <w:jc w:val="both"/>
       </w:pPr>
       <w:r>
         <w:rPr>
           <w:rFonts w:ascii="Times New Roman" w:hAnsi="Times New Roman"/>
           <w:sz w:val="24"/>
-        </w:rPr>
-        <w:t>Промовмо всі з усієї душі і з усієї мислі нашої, промовмо.</w:t>
-      </w:r>
-    </w:p>
-    <w:p>
-      <w:pPr>
-        <w:spacing w:after="120"/>
-        <w:jc w:val="both"/>
+          <w:u w:val="single"/>
+        </w:rPr>
+        <w:t>[</w:t>
+      </w:r>
+      <w:r>
+        <w:rPr>
+          <w:rFonts w:ascii="Times New Roman" w:hAnsi="Times New Roman"/>
+          <w:sz w:val="24"/>
+          <w:u w:val="single"/>
+        </w:rPr>
+        <w:t>Господи, Боже наш! Згадай нас грішних і недостойних слуг Твоїх, коли призиваємо святе ім'я Твоє, і не осороми нас, коли очікуємо милости Твоєї, але вислухай, Господи, усі наші спасенні прохання, і вчини нас достойними любити і боятися Тебе від усього серця нашого і творити в усьому волю Твою</w:t>
+      </w:r>
+      <w:r>
+        <w:rPr>
+          <w:rFonts w:ascii="Times New Roman" w:hAnsi="Times New Roman"/>
+          <w:sz w:val="24"/>
+          <w:u w:val="single"/>
+        </w:rPr>
+        <w:t>.]</w:t>
+      </w:r>
+    </w:p>
+    <w:p>
+      <w:pPr>
+        <w:spacing w:after="120"/>
       </w:pPr>
       <w:r>
         <w:rPr>
@@ -4806,35 +5084,14 @@
           <w:color w:val="FF0000"/>
           <w:sz w:val="24"/>
         </w:rPr>
-        <w:t>Вірні:</w:t>
-      </w:r>
-      <w:r>
-        <w:rPr>
-          <w:rFonts w:ascii="Times New Roman" w:hAnsi="Times New Roman"/>
-          <w:color w:val="FF0000"/>
-          <w:sz w:val="24"/>
-        </w:rPr>
-        <w:t xml:space="preserve"> </w:t>
-      </w:r>
-      <w:r>
-        <w:rPr>
-          <w:rFonts w:ascii="Times New Roman" w:hAnsi="Times New Roman"/>
-          <w:sz w:val="24"/>
-        </w:rPr>
-        <w:t>Господи, помилуй.</w:t>
-      </w:r>
-    </w:p>
-    <w:p>
-      <w:pPr>
-        <w:spacing w:after="120"/>
-        <w:jc w:val="both"/>
-      </w:pPr>
-      <w:r>
-        <w:rPr>
-          <w:rFonts w:ascii="Times New Roman" w:hAnsi="Times New Roman"/>
-          <w:sz w:val="24"/>
-        </w:rPr>
-        <w:t>Господи, Вседержителю, Боже отців наших, молимось тобі, вислухай і помилуй.</w:t>
+        <w:t>Священник:</w:t>
+      </w:r>
+      <w:r>
+        <w:rPr>
+          <w:rFonts w:ascii="Times New Roman" w:hAnsi="Times New Roman"/>
+          <w:sz w:val="24"/>
+        </w:rPr>
+        <w:t xml:space="preserve"> Бо милостивий і людинолюбний Бог єси, і Тобі славу возсилаємо, Отцю, і Сину, і Святому Духові, нині, і повсякчас, і на віки віків.</w:t>
       </w:r>
     </w:p>
     <w:p>
@@ -4854,291 +5111,15 @@
       <w:r>
         <w:rPr>
           <w:rFonts w:ascii="Times New Roman" w:hAnsi="Times New Roman"/>
-          <w:color w:val="FF0000"/>
-          <w:sz w:val="24"/>
-        </w:rPr>
-        <w:t xml:space="preserve"> </w:t>
-      </w:r>
-      <w:r>
-        <w:rPr>
-          <w:rFonts w:ascii="Times New Roman" w:hAnsi="Times New Roman"/>
-          <w:sz w:val="24"/>
-        </w:rPr>
-        <w:t>Господи, помилуй.</w:t>
-      </w:r>
-    </w:p>
-    <w:p>
-      <w:pPr>
-        <w:spacing w:after="120"/>
-      </w:pPr>
-      <w:r>
-        <w:rPr>
-          <w:rFonts w:ascii="Times New Roman" w:hAnsi="Times New Roman"/>
-          <w:sz w:val="24"/>
-        </w:rPr>
-        <w:t>Помилуй нас, Боже, з великої милості Твоєї, молимось Тобі, вислухай і помилуй.</w:t>
-      </w:r>
-    </w:p>
-    <w:p>
-      <w:pPr>
-        <w:spacing w:after="120"/>
-      </w:pPr>
-      <w:r>
-        <w:rPr>
-          <w:rFonts w:ascii="Times New Roman" w:hAnsi="Times New Roman"/>
-          <w:i/>
-          <w:color w:val="FF4400"/>
-          <w:sz w:val="24"/>
-        </w:rPr>
-        <w:t>Вірні:</w:t>
-      </w:r>
-      <w:r>
-        <w:rPr>
-          <w:rFonts w:ascii="Times New Roman" w:hAnsi="Times New Roman"/>
-          <w:sz w:val="24"/>
-        </w:rPr>
-        <w:t xml:space="preserve"> Го́споди, поми́луй. </w:t>
-      </w:r>
-      <w:r>
-        <w:rPr>
-          <w:rFonts w:ascii="Times New Roman" w:hAnsi="Times New Roman"/>
-          <w:i/>
-          <w:color w:val="FF4400"/>
-          <w:sz w:val="24"/>
-        </w:rPr>
-        <w:t>(3 р.)</w:t>
-      </w:r>
-    </w:p>
-    <w:p>
-      <w:pPr>
-        <w:spacing w:after="120"/>
-      </w:pPr>
-      <w:r>
-        <w:rPr>
-          <w:rFonts w:ascii="Times New Roman" w:hAnsi="Times New Roman"/>
-          <w:sz w:val="24"/>
-        </w:rPr>
-        <w:t xml:space="preserve">Ще молимось за святішого вселенського архиєрея Франциска, папу Римського, і за блаженнішого патріярха нашого Святослава, і за преосвященнішого архиєпископа і митрополита нашого кир </w:t>
-      </w:r>
-      <w:r>
-        <w:rPr>
-          <w:rFonts w:ascii="Times New Roman" w:hAnsi="Times New Roman"/>
-          <w:i/>
-          <w:color w:val="FF4400"/>
-          <w:sz w:val="24"/>
-        </w:rPr>
-        <w:t>ім’я</w:t>
-      </w:r>
-      <w:r>
-        <w:rPr>
-          <w:rFonts w:ascii="Times New Roman" w:hAnsi="Times New Roman"/>
-          <w:i/>
-          <w:sz w:val="24"/>
-        </w:rPr>
-        <w:t>,</w:t>
-      </w:r>
-      <w:r>
-        <w:rPr>
-          <w:rFonts w:ascii="Times New Roman" w:hAnsi="Times New Roman"/>
-          <w:sz w:val="24"/>
-        </w:rPr>
-        <w:t xml:space="preserve"> і за боголюбивого єпископа нашого кир </w:t>
-      </w:r>
-      <w:r>
-        <w:rPr>
-          <w:rFonts w:ascii="Times New Roman" w:hAnsi="Times New Roman"/>
-          <w:i/>
-          <w:color w:val="FF4400"/>
-          <w:sz w:val="24"/>
-        </w:rPr>
-        <w:t>ім’я</w:t>
-      </w:r>
-      <w:r>
-        <w:rPr>
-          <w:rFonts w:ascii="Times New Roman" w:hAnsi="Times New Roman"/>
-          <w:i/>
-          <w:sz w:val="24"/>
-        </w:rPr>
-        <w:t>,</w:t>
-      </w:r>
-      <w:r>
-        <w:rPr>
-          <w:rFonts w:ascii="Times New Roman" w:hAnsi="Times New Roman"/>
-          <w:sz w:val="24"/>
-        </w:rPr>
-        <w:t xml:space="preserve"> за тих, що служать і послужили у святім храмі цьому, і за отців наших духовних, і всіх у Христі братів і сестер наших.</w:t>
-      </w:r>
-    </w:p>
-    <w:p>
-      <w:pPr>
-        <w:spacing w:after="120"/>
-      </w:pPr>
-      <w:r>
-        <w:rPr>
-          <w:rFonts w:ascii="Times New Roman" w:hAnsi="Times New Roman"/>
-          <w:i/>
-          <w:color w:val="FF4400"/>
-          <w:sz w:val="24"/>
-        </w:rPr>
-        <w:t>Вірні:</w:t>
-      </w:r>
-      <w:r>
-        <w:rPr>
-          <w:rFonts w:ascii="Times New Roman" w:hAnsi="Times New Roman"/>
-          <w:sz w:val="24"/>
-        </w:rPr>
-        <w:t xml:space="preserve"> Го́споди, поми́луй. </w:t>
-      </w:r>
-      <w:r>
-        <w:rPr>
-          <w:rFonts w:ascii="Times New Roman" w:hAnsi="Times New Roman"/>
-          <w:i/>
-          <w:color w:val="FF4400"/>
-          <w:sz w:val="24"/>
-        </w:rPr>
-        <w:t>(3 р.)</w:t>
-      </w:r>
-    </w:p>
-    <w:p>
-      <w:pPr>
-        <w:spacing w:after="120"/>
-      </w:pPr>
-      <w:r>
-        <w:rPr>
-          <w:rFonts w:ascii="Times New Roman" w:hAnsi="Times New Roman"/>
-          <w:sz w:val="24"/>
-        </w:rPr>
-        <w:t>Ще молимось за Богом бережений народ наш, за правління і за все військо.</w:t>
-      </w:r>
-    </w:p>
-    <w:p>
-      <w:pPr>
-        <w:spacing w:after="120"/>
-      </w:pPr>
-      <w:r>
-        <w:rPr>
-          <w:rFonts w:ascii="Times New Roman" w:hAnsi="Times New Roman"/>
-          <w:i/>
-          <w:color w:val="FF4400"/>
-          <w:sz w:val="24"/>
-        </w:rPr>
-        <w:t>Вірні:</w:t>
-      </w:r>
-      <w:r>
-        <w:rPr>
-          <w:rFonts w:ascii="Times New Roman" w:hAnsi="Times New Roman"/>
-          <w:sz w:val="24"/>
-        </w:rPr>
-        <w:t xml:space="preserve"> Го́споди, поми́луй. </w:t>
-      </w:r>
-      <w:r>
-        <w:rPr>
-          <w:rFonts w:ascii="Times New Roman" w:hAnsi="Times New Roman"/>
-          <w:i/>
-          <w:color w:val="FF4400"/>
-          <w:sz w:val="24"/>
-        </w:rPr>
-        <w:t>(3 р.)</w:t>
-      </w:r>
-    </w:p>
-    <w:p>
-      <w:pPr>
-        <w:spacing w:after="120"/>
-      </w:pPr>
-      <w:r>
-        <w:rPr>
-          <w:rFonts w:ascii="Times New Roman" w:hAnsi="Times New Roman"/>
-          <w:sz w:val="24"/>
-        </w:rPr>
-        <w:t>Ще молимось за тут присутніх людей, що очікують від Тебе великої і багатої милости, за тих, що творять нам милостиню, і за всіх православних християн.</w:t>
-      </w:r>
-    </w:p>
-    <w:p>
-      <w:pPr>
-        <w:spacing w:after="120"/>
-      </w:pPr>
-      <w:r>
-        <w:rPr>
-          <w:rFonts w:ascii="Times New Roman" w:hAnsi="Times New Roman"/>
-          <w:i/>
-          <w:color w:val="FF4400"/>
-          <w:sz w:val="24"/>
-        </w:rPr>
-        <w:t>Вірні:</w:t>
-      </w:r>
-      <w:r>
-        <w:rPr>
-          <w:rFonts w:ascii="Times New Roman" w:hAnsi="Times New Roman"/>
-          <w:sz w:val="24"/>
-        </w:rPr>
-        <w:t xml:space="preserve"> Го́споди, поми́луй. </w:t>
-      </w:r>
-      <w:r>
-        <w:rPr>
-          <w:rFonts w:ascii="Times New Roman" w:hAnsi="Times New Roman"/>
-          <w:i/>
-          <w:color w:val="FF4400"/>
-          <w:sz w:val="24"/>
-        </w:rPr>
-        <w:t>(3 р.)</w:t>
-      </w:r>
-    </w:p>
-    <w:p>
-      <w:pPr>
-        <w:spacing w:after="120"/>
-        <w:jc w:val="both"/>
-      </w:pPr>
-      <w:r>
-        <w:rPr>
-          <w:rFonts w:ascii="Times New Roman" w:hAnsi="Times New Roman"/>
-          <w:sz w:val="24"/>
-          <w:u w:val="single"/>
-        </w:rPr>
-        <w:t>[Господи, Боже наш! Згадай нас грішних і недостойних слуг Твоїх, коли призиваємо святе ім'я Твоє, і не осороми нас, коли очікуємо милости Твоєї, але вислухай, Господи, усі наші спасенні прохання, і вчини нас достойними любити і боятися Тебе від усього серця нашого і творити в усьому волю Твою.]</w:t>
-      </w:r>
-    </w:p>
-    <w:p>
-      <w:pPr>
-        <w:spacing w:after="120"/>
-      </w:pPr>
-      <w:r>
-        <w:rPr>
-          <w:rFonts w:ascii="Times New Roman" w:hAnsi="Times New Roman"/>
-          <w:i/>
-          <w:color w:val="FF0000"/>
-          <w:sz w:val="24"/>
-        </w:rPr>
-        <w:t>Священник:</w:t>
-      </w:r>
-      <w:r>
-        <w:rPr>
-          <w:rFonts w:ascii="Times New Roman" w:hAnsi="Times New Roman"/>
-          <w:sz w:val="24"/>
-        </w:rPr>
-        <w:t xml:space="preserve"> Бо милостивий і людинолюбний Бог єси, і Тобі славу возсилаємо, Отцю, і Сину, і Святому Духові, нині, і повсякчас, і на віки віків.</w:t>
-      </w:r>
-    </w:p>
-    <w:p>
-      <w:pPr>
-        <w:spacing w:after="120"/>
-        <w:jc w:val="both"/>
-      </w:pPr>
-      <w:r>
-        <w:rPr>
-          <w:rFonts w:ascii="Times New Roman" w:hAnsi="Times New Roman"/>
-          <w:i/>
-          <w:color w:val="FF0000"/>
-          <w:sz w:val="24"/>
-        </w:rPr>
-        <w:t>Вірні:</w:t>
-      </w:r>
-      <w:r>
-        <w:rPr>
-          <w:rFonts w:ascii="Times New Roman" w:hAnsi="Times New Roman"/>
           <w:sz w:val="24"/>
         </w:rPr>
         <w:t xml:space="preserve"> Амінь.</w:t>
       </w:r>
+    </w:p>
+    <w:p>
+      <w:pPr>
+        <w:spacing w:after="120"/>
+      </w:pPr>
     </w:p>
     <w:p>
       <w:pPr>
@@ -5348,6 +5329,7 @@
           <w:b/>
           <w:i/>
           <w:color w:val="FF0000"/>
+          <w:sz w:val="24"/>
         </w:rPr>
         <w:t>Після Вечірні</w:t>
       </w:r>
@@ -5387,6 +5369,7 @@
       <w:r>
         <w:rPr>
           <w:rFonts w:ascii="Times New Roman" w:hAnsi="Times New Roman"/>
+          <w:sz w:val="24"/>
         </w:rPr>
         <w:br w:type="page"/>
       </w:r>
@@ -5401,6 +5384,7 @@
         <w:rPr>
           <w:rFonts w:ascii="Times New Roman" w:hAnsi="Times New Roman"/>
           <w:b/>
+          <w:sz w:val="24"/>
         </w:rPr>
         <w:t>УТРЕНЯ</w:t>
       </w:r>
@@ -5430,7 +5414,6 @@
     <w:p>
       <w:pPr>
         <w:spacing w:after="120"/>
-        <w:jc w:val="both"/>
       </w:pPr>
       <w:r>
         <w:rPr>
@@ -5444,9 +5427,18 @@
       <w:r>
         <w:rPr>
           <w:rFonts w:ascii="Times New Roman" w:hAnsi="Times New Roman"/>
-          <w:sz w:val="24"/>
-        </w:rPr>
-        <w:t xml:space="preserve"> Амінь.</w:t>
+          <w:color w:val="000000"/>
+          <w:sz w:val="24"/>
+        </w:rPr>
+        <w:t xml:space="preserve"> </w:t>
+      </w:r>
+      <w:r>
+        <w:rPr>
+          <w:rFonts w:ascii="Times New Roman" w:hAnsi="Times New Roman"/>
+          <w:color w:val="000000"/>
+          <w:sz w:val="24"/>
+        </w:rPr>
+        <w:t>Амі́нь.</w:t>
       </w:r>
     </w:p>
     <w:p>
@@ -5457,9 +5449,26 @@
       <w:r>
         <w:rPr>
           <w:rFonts w:ascii="Times New Roman" w:hAnsi="Times New Roman"/>
-          <w:sz w:val="24"/>
-        </w:rPr>
-        <w:t xml:space="preserve">Слава во вишніх Богу, і на землі мир,* в людях благовоління </w:t>
+          <w:color w:val="000000"/>
+          <w:sz w:val="24"/>
+        </w:rPr>
+        <w:t>Сла́ва во ви́шніх Бо́гу, і на землі́ мир,* в лю́дях благоволі́ння</w:t>
+      </w:r>
+      <w:r>
+        <w:rPr>
+          <w:rFonts w:ascii="Times New Roman" w:hAnsi="Times New Roman"/>
+          <w:color w:val="000000"/>
+          <w:sz w:val="24"/>
+        </w:rPr>
+        <w:t>.</w:t>
+      </w:r>
+      <w:r>
+        <w:rPr>
+          <w:rFonts w:ascii="Times New Roman" w:hAnsi="Times New Roman"/>
+          <w:color w:val="000000"/>
+          <w:sz w:val="24"/>
+        </w:rPr>
+        <w:t xml:space="preserve"> </w:t>
       </w:r>
       <w:r>
         <w:rPr>
@@ -5470,26 +5479,35 @@
         </w:rPr>
         <w:t>(3 р.)</w:t>
       </w:r>
-      <w:r>
-        <w:rPr>
-          <w:rFonts w:ascii="Times New Roman" w:hAnsi="Times New Roman"/>
-          <w:i/>
+    </w:p>
+    <w:p>
+      <w:pPr>
+        <w:spacing w:after="120"/>
+        <w:jc w:val="both"/>
+      </w:pPr>
+      <w:r>
+        <w:rPr>
+          <w:rFonts w:ascii="Times New Roman" w:hAnsi="Times New Roman"/>
+          <w:color w:val="000000"/>
+          <w:sz w:val="24"/>
+        </w:rPr>
+        <w:t>Го́споди, гу́би мої́ відкри́й,* і уста́ мої́ сповістя́ть хвалу́ Твою́</w:t>
+      </w:r>
+      <w:r>
+        <w:rPr>
+          <w:rFonts w:ascii="Times New Roman" w:hAnsi="Times New Roman"/>
+          <w:color w:val="000000"/>
           <w:sz w:val="24"/>
         </w:rPr>
         <w:t>.</w:t>
       </w:r>
-    </w:p>
-    <w:p>
-      <w:pPr>
-        <w:spacing w:after="120"/>
-        <w:jc w:val="both"/>
-      </w:pPr>
-      <w:r>
-        <w:rPr>
-          <w:rFonts w:ascii="Times New Roman" w:hAnsi="Times New Roman"/>
-          <w:sz w:val="24"/>
-        </w:rPr>
-        <w:t xml:space="preserve">Господи, губи мої відкрий,* і уста мої сповістять хвалу твою </w:t>
+      <w:r>
+        <w:rPr>
+          <w:rFonts w:ascii="Times New Roman" w:hAnsi="Times New Roman"/>
+          <w:color w:val="000000"/>
+          <w:sz w:val="24"/>
+        </w:rPr>
+        <w:t xml:space="preserve"> </w:t>
       </w:r>
       <w:r>
         <w:rPr>
@@ -5500,20 +5518,6 @@
         </w:rPr>
         <w:t>(2 р.)</w:t>
       </w:r>
-      <w:r>
-        <w:rPr>
-          <w:rFonts w:ascii="Times New Roman" w:hAnsi="Times New Roman"/>
-          <w:i/>
-          <w:sz w:val="24"/>
-        </w:rPr>
-        <w:t>.</w:t>
-      </w:r>
-    </w:p>
-    <w:p>
-      <w:pPr>
-        <w:spacing w:after="120"/>
-        <w:jc w:val="both"/>
-      </w:pPr>
     </w:p>
     <w:p>
       <w:pPr>
@@ -7039,6 +7043,7 @@
           <w:b/>
           <w:i/>
           <w:color w:val="FF0000"/>
+          <w:sz w:val="24"/>
         </w:rPr>
         <w:t>Утренні молитви</w:t>
       </w:r>
@@ -7055,7 +7060,7 @@
           <w:color w:val="FF0000"/>
           <w:sz w:val="24"/>
         </w:rPr>
-        <w:t>Під час рецитування псалмів, священник читає потиху перед св. дверми оці молитви:</w:t>
+        <w:t>Під час рецитування псалмів, Священник читає потиху перед св. дверми оці молитви:</w:t>
       </w:r>
     </w:p>
     <w:p>
@@ -7114,7 +7119,21 @@
           <w:color w:val="000000"/>
           <w:sz w:val="24"/>
         </w:rPr>
-        <w:t xml:space="preserve">, Господи, Боже наш, що підняв нас із постелі нашої і вклав в уста наші слово хвали, щоб поклонятися і призивати ім'я Твоє святе. Ми умоляємо Твоє милосердя, яке Ти завжди виявляв у нашому житті. Пошли поміч свою людям, що стоять перед лицем святої </w:t>
+        <w:t>, Господи, Боже наш, що підняв нас із постелі нашої і вклав в уста наші слово хвали, щоб поклонятися і призивати ім'я Твоє святе. Ми умоляємо Твоє милосердя, яке Ти завжди виявляв у нашому житті. Пошли поміч свою людям, що стоять перед лицем святої слави Твоєї і дожидають від Тебе багатої милости; і дай нам, що зо страхом і любов'ю завжди Тобі служимо, хвалити несказанну Твою доброту. Бо Тобі належить усяка слава, честь і поклоніння: Отцю, і Сину, і Святому Духові, нині і повсякчас, і на віки віків. Амінь.</w:t>
+      </w:r>
+    </w:p>
+    <w:p>
+      <w:pPr>
+        <w:spacing w:after="120"/>
+        <w:jc w:val="both"/>
+      </w:pPr>
+      <w:r>
+        <w:rPr>
+          <w:rFonts w:ascii="Times New Roman" w:hAnsi="Times New Roman"/>
+          <w:color w:val="FF0000"/>
+          <w:sz w:val="24"/>
+        </w:rPr>
+        <w:t xml:space="preserve">2. </w:t>
       </w:r>
       <w:r>
         <w:rPr>
@@ -7122,7 +7141,7 @@
           <w:color w:val="000000"/>
           <w:sz w:val="24"/>
         </w:rPr>
-        <w:t>слави Твоєї і дожидають від Тебе багатої милости; і дай нам, що зо страхом і любов'ю завжди Тобі служимо, хвалити несказанну Твою доброту. Бо Тобі належить усяка слава, честь і поклоніння: Отцю, і Сину, і Святому Духові, нині і повсякчас, і на віки віків. Амінь.</w:t>
+        <w:t>Від ночі лине дух наш до Тебе, Боже, бо світлом є повеління Твої на землі. Навчи нас у страсі Твоєму виконувати правду й добро, бо Тебе славимо як правдивого Бога нашого. Прихили вухо своє і вислухай нас, і пом'яни, Господи, тих, що є та що моляться з нами, всіх по імені, і спаси їх силою Твоєю. Благослови людей Твоїх і освяти спадкоємство Твоє: мир світові Твоєму даруй, церквам Твоїм, Священникам, владі, і всім людям. Хай благословиться і прославляється всечесне і величне ім'я Твоє, Отця, і Сина, і Святого Духа, нині і повсякчас, і на віки віків. Амінь.</w:t>
       </w:r>
     </w:p>
     <w:p>
@@ -7136,7 +7155,7 @@
           <w:color w:val="FF0000"/>
           <w:sz w:val="24"/>
         </w:rPr>
-        <w:t xml:space="preserve">2. </w:t>
+        <w:t>3.</w:t>
       </w:r>
       <w:r>
         <w:rPr>
@@ -7144,7 +7163,7 @@
           <w:color w:val="000000"/>
           <w:sz w:val="24"/>
         </w:rPr>
-        <w:t>Від ночі лине дух наш до Тебе, Боже, бо світлом є повеління Твої на землі. Навчи нас у страсі Твоєму виконувати правду й добро, бо Тебе славимо як правдивого Бога нашого. Прихили вухо своє і вислухай нас, і пом'яни, Господи, тих, що є та що моляться з нами, всіх по імені, і спаси їх силою Твоєю. Благослови людей Твоїх і освяти спадкоємство Твоє: мир світові Твоєму даруй, церквам Твоїм, Священникам, владі, і всім людям. Хай благословиться і прославляється всечесне і величне ім'я Твоє, Отця, і Сина, і Святого Духа, нині і повсякчас, і на віки віків. Амінь.</w:t>
+        <w:t xml:space="preserve"> Від ночі лине дух наш до Тебе, Боже, бо світлом є повеління Твої. Навчи нас, Боже, правди Твоєї, заповідей Твоїх і виправдань Твоїх. Просвіти наші духовні очі, щоб ми не заснули в гріхах на смерть. Віджени всяку мряку від сердець наших, даруй нам сонце правди і охорони життя наше знаменням і печаттю Святого Твого Духа. Направ стопи наші на шлях мирний, дай нам бачити ранішній день у радості, щоб ми Тобі засилали ранішні молитви, бо Твоє є володіння і Твоє є царство і сила, і слава Отця, і Сина, і Святого Духа, нині і повсякчас, і на віки віків. Амінь.</w:t>
       </w:r>
     </w:p>
     <w:p>
@@ -7158,7 +7177,7 @@
           <w:color w:val="FF0000"/>
           <w:sz w:val="24"/>
         </w:rPr>
-        <w:t>3.</w:t>
+        <w:t>4.</w:t>
       </w:r>
       <w:r>
         <w:rPr>
@@ -7166,7 +7185,52 @@
           <w:color w:val="000000"/>
           <w:sz w:val="24"/>
         </w:rPr>
-        <w:t xml:space="preserve"> Від ночі лине дух наш до Тебе, Боже, бо світлом є повеління Твої. Навчи нас, Боже, правди Твоєї, заповідей Твоїх і виправдань Твоїх. Просвіти наші духовні очі, щоб ми не заснули в гріхах на смерть. Віджени всяку мряку від сердець наших, даруй нам сонце правди і охорони життя наше знаменням і печаттю Святого Твого Духа. Направ стопи наші на шлях мирний, дай нам бачити ранішній день у радості, щоб ми Тобі засилали ранішні молитви, бо Твоє є володіння і Твоє є царство і сила, і слава Отця, і Сина, і Святого Духа, нині і повсякчас, і на віки віків. Амінь.</w:t>
+        <w:t xml:space="preserve"> Владико, Боже святий і неосяжний, що казав із темряви світлові засіяти, що заспокоїв нас у нічному сні й підвів до величання і моління Твоєї доброти! Ти, що даєш себе умолити задля свого милосердя, прийми і нині нас, що поклоняємося Тобі й по силі </w:t>
+      </w:r>
+      <w:r>
+        <w:rPr>
+          <w:rFonts w:ascii="Times New Roman" w:hAnsi="Times New Roman"/>
+          <w:sz w:val="24"/>
+        </w:rPr>
+        <w:t xml:space="preserve">благодаримо </w:t>
+      </w:r>
+      <w:r>
+        <w:rPr>
+          <w:rFonts w:ascii="Times New Roman" w:hAnsi="Times New Roman"/>
+          <w:color w:val="000000"/>
+          <w:sz w:val="24"/>
+        </w:rPr>
+        <w:t>Т</w:t>
+      </w:r>
+      <w:r>
+        <w:rPr>
+          <w:rFonts w:ascii="Times New Roman" w:hAnsi="Times New Roman"/>
+          <w:sz w:val="24"/>
+        </w:rPr>
+        <w:t>ебе</w:t>
+      </w:r>
+      <w:r>
+        <w:rPr>
+          <w:rFonts w:ascii="Times New Roman" w:hAnsi="Times New Roman"/>
+          <w:color w:val="000000"/>
+          <w:sz w:val="24"/>
+        </w:rPr>
+        <w:t xml:space="preserve">; і даруй нам те, чого просимо задля спасіння. Вчини нас синами світла і дня та спадкоємцями вічних Твоїх </w:t>
+      </w:r>
+      <w:r>
+        <w:rPr>
+          <w:rFonts w:ascii="Times New Roman" w:hAnsi="Times New Roman"/>
+          <w:sz w:val="24"/>
+        </w:rPr>
+        <w:t>благ</w:t>
+      </w:r>
+      <w:r>
+        <w:rPr>
+          <w:rFonts w:ascii="Times New Roman" w:hAnsi="Times New Roman"/>
+          <w:color w:val="000000"/>
+          <w:sz w:val="24"/>
+        </w:rPr>
+        <w:t>. Пом'яни, Господи, за багатством ласк Твоїх усіх людей, що є і моляться з нами, і всю братію нашу на землі й на морі, і на всякому місці володіння Твого, що потребують Твоєї любови й помочі. Усім вияви велику Твою милість, щоб спасенні, як душею так і тілом, завжди перебували й відважно славили чудне й благословенне ім'я Твоє, бо Ти Бог милости і ласк, і любови, і Тобі славу возсилаємо: Отцю, і Сину, і Святому Духові, нині і повсякчас, і на віки віків. Амінь.</w:t>
       </w:r>
     </w:p>
     <w:p>
@@ -7180,7 +7244,7 @@
           <w:color w:val="FF0000"/>
           <w:sz w:val="24"/>
         </w:rPr>
-        <w:t>4.</w:t>
+        <w:t>5.</w:t>
       </w:r>
       <w:r>
         <w:rPr>
@@ -7188,14 +7252,14 @@
           <w:color w:val="000000"/>
           <w:sz w:val="24"/>
         </w:rPr>
-        <w:t xml:space="preserve"> Владико, Боже святий і неосяжний, що казав із темряви світлові засіяти, що заспокоїв нас у нічному сні й підвів до величання і моління Твоєї доброти! Ти, що даєш себе умолити задля свого милосердя, прийми і нині нас, що поклоняємося Тобі й по силі </w:t>
-      </w:r>
-      <w:r>
-        <w:rPr>
-          <w:rFonts w:ascii="Times New Roman" w:hAnsi="Times New Roman"/>
-          <w:sz w:val="24"/>
-        </w:rPr>
-        <w:t xml:space="preserve">благодаримо </w:t>
+        <w:t xml:space="preserve"> Скарб</w:t>
+      </w:r>
+      <w:r>
+        <w:rPr>
+          <w:rFonts w:ascii="Times New Roman" w:hAnsi="Times New Roman"/>
+          <w:sz w:val="24"/>
+        </w:rPr>
+        <w:t>нице</w:t>
       </w:r>
       <w:r>
         <w:rPr>
@@ -7203,14 +7267,14 @@
           <w:color w:val="000000"/>
           <w:sz w:val="24"/>
         </w:rPr>
-        <w:t>Т</w:t>
-      </w:r>
-      <w:r>
-        <w:rPr>
-          <w:rFonts w:ascii="Times New Roman" w:hAnsi="Times New Roman"/>
-          <w:sz w:val="24"/>
-        </w:rPr>
-        <w:t>ебе</w:t>
+        <w:t xml:space="preserve"> </w:t>
+      </w:r>
+      <w:r>
+        <w:rPr>
+          <w:rFonts w:ascii="Times New Roman" w:hAnsi="Times New Roman"/>
+          <w:sz w:val="24"/>
+        </w:rPr>
+        <w:t>благ</w:t>
       </w:r>
       <w:r>
         <w:rPr>
@@ -7218,14 +7282,28 @@
           <w:color w:val="000000"/>
           <w:sz w:val="24"/>
         </w:rPr>
-        <w:t xml:space="preserve">; і даруй нам те, чого просимо задля спасіння. Вчини нас синами світла і дня та спадкоємцями вічних Твоїх </w:t>
-      </w:r>
-      <w:r>
-        <w:rPr>
-          <w:rFonts w:ascii="Times New Roman" w:hAnsi="Times New Roman"/>
-          <w:sz w:val="24"/>
-        </w:rPr>
-        <w:t>благ</w:t>
+        <w:t>, джерело невисихаюче, Отче святий, чудотворче всесильний і вседержителю! Усі Тобі поклоняємося і Тобі молимося та Твої милості і Твої ласки призиваємо на поміч і на заступництво нашій смиренності. Пом'яни, Господи, слуг Твоїх, прийми від усіх нас ранішні моління, як кадило перед Тобою; ні одного з нас не вчини нездатним, але всіх нас зберігай ласками Твоїми. Пом'яни, Господи, тих, що чувають і співають на славу Твою і єдинородного Твого Сина і Бога нашого, і Святого Твого Духа. Будь їм помічником і заступником; прийми їх молитви на наднебесний і духовний Твій жертовник, бо Ти Бог наш, і Тобі славу возсилаємо: Отцю, і Сину, і Святому Духові, нині і повсякчас, і на віки віків. Амінь.</w:t>
+      </w:r>
+    </w:p>
+    <w:p>
+      <w:pPr>
+        <w:spacing w:after="120"/>
+        <w:jc w:val="both"/>
+      </w:pPr>
+      <w:r>
+        <w:rPr>
+          <w:rFonts w:ascii="Times New Roman" w:hAnsi="Times New Roman"/>
+          <w:color w:val="FF0000"/>
+          <w:sz w:val="24"/>
+        </w:rPr>
+        <w:t xml:space="preserve">6. </w:t>
+      </w:r>
+      <w:r>
+        <w:rPr>
+          <w:rFonts w:ascii="Times New Roman" w:hAnsi="Times New Roman"/>
+          <w:sz w:val="24"/>
+        </w:rPr>
+        <w:t>Благодаримо</w:t>
       </w:r>
       <w:r>
         <w:rPr>
@@ -7233,7 +7311,37 @@
           <w:color w:val="000000"/>
           <w:sz w:val="24"/>
         </w:rPr>
-        <w:t>. Пом'яни, Господи, за багатством ласк Твоїх усіх людей, що є і моляться з нами, і всю братію нашу на землі й на морі, і на всякому місці володіння Твого, що потребують Твоєї любови й помочі. Усім вияви велику Твою милість, щоб спасенні, як душею так і тілом, завжди перебували й відважно славили чудне й благословенне ім'я Твоє, бо Ти Бог милости і ласк, і любови, і Тобі славу возсилаємо: Отцю, і Сину, і Святому Духові, нині і повсякчас, і на віки віків. Амінь.</w:t>
+        <w:t xml:space="preserve"> Т</w:t>
+      </w:r>
+      <w:r>
+        <w:rPr>
+          <w:rFonts w:ascii="Times New Roman" w:hAnsi="Times New Roman"/>
+          <w:sz w:val="24"/>
+        </w:rPr>
+        <w:t>е</w:t>
+      </w:r>
+      <w:r>
+        <w:rPr>
+          <w:rFonts w:ascii="Times New Roman" w:hAnsi="Times New Roman"/>
+          <w:color w:val="000000"/>
+          <w:sz w:val="24"/>
+        </w:rPr>
+        <w:t>б</w:t>
+      </w:r>
+      <w:r>
+        <w:rPr>
+          <w:rFonts w:ascii="Times New Roman" w:hAnsi="Times New Roman"/>
+          <w:sz w:val="24"/>
+        </w:rPr>
+        <w:t>е</w:t>
+      </w:r>
+      <w:r>
+        <w:rPr>
+          <w:rFonts w:ascii="Times New Roman" w:hAnsi="Times New Roman"/>
+          <w:color w:val="000000"/>
+          <w:sz w:val="24"/>
+        </w:rPr>
+        <w:t>, Господи, Боже спасіння нашого, бо Ти все робиш для добра життя нашого, щоб ми завжди на Тебе споглядали, Спасителю й Доброчинцю душ наших. Бо Ти дав спокій нам у час минулої ночі й підвів нас, щоб ми поклонялися величному імені Твоєму. Тому молимо Тебе, Господи: Дай нам ласку й силу, щоб ми стали гідними співати Тобі розумно й молитися безупинно та в страсі і тремтінні над нашим спасінням працювали, при заступництві Христа Твого. Пом'яни, Господи, і тих, що вночі до Тебе кличуть. Вислухай їх і помилуй, і круши під ноги їх невидимих і войовничих ворогів. Бо Ти Цар миру і Спас душ наших, і Тобі славу возсилаємо: Отцю і Сину, і Святому Духові, нині і повсякчас, і на віки віків. Амінь.</w:t>
       </w:r>
     </w:p>
     <w:p>
@@ -7247,7 +7355,7 @@
           <w:color w:val="FF0000"/>
           <w:sz w:val="24"/>
         </w:rPr>
-        <w:t>5.</w:t>
+        <w:t>7.</w:t>
       </w:r>
       <w:r>
         <w:rPr>
@@ -7255,14 +7363,21 @@
           <w:color w:val="000000"/>
           <w:sz w:val="24"/>
         </w:rPr>
-        <w:t xml:space="preserve"> Скарб</w:t>
-      </w:r>
-      <w:r>
-        <w:rPr>
-          <w:rFonts w:ascii="Times New Roman" w:hAnsi="Times New Roman"/>
-          <w:sz w:val="24"/>
-        </w:rPr>
-        <w:t>нице</w:t>
+        <w:t xml:space="preserve"> Боже й Отче Господа нашого Ісуса Христа! Ти підніс нас з постелі нашої і зібрав на годину молитви. Дай нам ласку відкрити уста наші і прийми наші подяки, що в наших силах, і навчи нас установ Твоїх. Бо молитися як слід не вміємо, якщо Ти, Господи, святим Твоїм Духом не навчиш нас. Тому молимося Тобі: Даруй і прости, якщо ми згрішили аж до теперішньої години словом або ділом, або думкою, добровільно або недобровільно. Бо коли на провини будеш дивитися, Господи, Господи, то хто встоїться, бо в Тебе є прощення. Ти один святий, допоміжник сильний, захисник життя нашого, і Тебе ми завжди оспівуватимемо. Нехай буде сила Царства Твого завжди благословенна і вельми прославлювана: Отця, і Сина, і Святого Духа, нині і повсякчас, і на віки віків. Амінь.</w:t>
+      </w:r>
+    </w:p>
+    <w:p>
+      <w:pPr>
+        <w:spacing w:after="120"/>
+        <w:jc w:val="both"/>
+      </w:pPr>
+      <w:r>
+        <w:rPr>
+          <w:rFonts w:ascii="Times New Roman" w:hAnsi="Times New Roman"/>
+          <w:color w:val="FF0000"/>
+          <w:sz w:val="24"/>
+        </w:rPr>
+        <w:t xml:space="preserve">8. </w:t>
       </w:r>
       <w:r>
         <w:rPr>
@@ -7270,14 +7385,21 @@
           <w:color w:val="000000"/>
           <w:sz w:val="24"/>
         </w:rPr>
-        <w:t xml:space="preserve"> </w:t>
-      </w:r>
-      <w:r>
-        <w:rPr>
-          <w:rFonts w:ascii="Times New Roman" w:hAnsi="Times New Roman"/>
-          <w:sz w:val="24"/>
-        </w:rPr>
-        <w:t>благ</w:t>
+        <w:t>Господи, Боже наш, що сонну неміч забрав від нас і покликав нас візванням святим, щоб і вночі підносити руки наші і прославляти Тебе за справедливі Твої присуди. Прийми благання наші, моління, визнавання, нічні служби і даруй нам, Боже, віру бездоганну, надію впевнену, любов нелицемірну. Благослови наші входи й виходи, вчинки, слова, діла й думки; і дай нам дочекатися початку дня, нам, що хвалять й оспівують, і благословлять добрість Твоєї несказанної сили, щоб було благословенне Твоє пресвяте ім'я і прославлене Твоє царство: Отця, і Сина, і Святого Духа, нині і повсякчас, і на віки віків. Амінь.</w:t>
+      </w:r>
+    </w:p>
+    <w:p>
+      <w:pPr>
+        <w:spacing w:after="120"/>
+        <w:jc w:val="both"/>
+      </w:pPr>
+      <w:r>
+        <w:rPr>
+          <w:rFonts w:ascii="Times New Roman" w:hAnsi="Times New Roman"/>
+          <w:color w:val="FF0000"/>
+          <w:sz w:val="24"/>
+        </w:rPr>
+        <w:t>9.</w:t>
       </w:r>
       <w:r>
         <w:rPr>
@@ -7285,7 +7407,15 @@
           <w:color w:val="000000"/>
           <w:sz w:val="24"/>
         </w:rPr>
-        <w:t>, джерело невисихаюче, Отче святий, чудотворче всесильний і вседержителю! Усі Тобі поклоняємося і Тобі молимося та Твої милості і Твої ласки призиваємо на поміч і на заступництво нашій смиренності. Пом'яни, Господи, слуг Твоїх, прийми від усіх нас ранішні моління, як кадило перед Тобою; ні одного з нас не вчини нездатним, але всіх нас зберігай ласками Твоїми. Пом'яни, Господи, тих, що чувають і співають на славу Твою і єдинородного Твого Сина і Бога нашого, і Святого Твого Духа. Будь їм помічником і заступником; прийми їх молитви на наднебесний і духовний Твій жертовник, бо Ти Бог наш, і Тобі славу возсилаємо: Отцю, і Сину, і Святому Духові, нині і повсякчас, і на віки віків. Амінь.</w:t>
+        <w:t xml:space="preserve"> Господи, Боже наш! Ти за покаяння дарував людям відпущення, нам же, як образ пізнання і визнання гріхів, показав покаяння і прощення пророка Давида. Тож, Владико, помилуй з великої милости Твоєї нас, що в чимало великих гріхів впали, і по багатстві ласк Твоїх очисти беззаконня наші, бо перед Тобою згрішили ми, Господи, що невідомі й таємні речі серця людського знаєш, і єдиний Ти маєш владу прощати гріхи. Серце ж чисте вчини в нас і Духом </w:t>
+      </w:r>
+      <w:r>
+        <w:rPr>
+          <w:rFonts w:ascii="Times New Roman" w:hAnsi="Times New Roman"/>
+          <w:color w:val="000000"/>
+          <w:sz w:val="24"/>
+        </w:rPr>
+        <w:t>владичним утверди нас, і радість спасіння Твого яви нам. Не відкинь нас від лиця Твого, але дозволь, як благий і людинолюбний, аж до останнього нашого віддиху появляти Тобі жертву справедливости й приноси на святих Твоїх жертовниках, милістю і ласками і людинолюб'ям єдинородного Сина Твого, з яким Ти є благословенний з пресвятим, добрим і животворчим Твоїм Духом, нині й повсякчас, і на віки віків. Амінь.</w:t>
       </w:r>
     </w:p>
     <w:p>
@@ -7299,14 +7429,7 @@
           <w:color w:val="FF0000"/>
           <w:sz w:val="24"/>
         </w:rPr>
-        <w:t xml:space="preserve">6. </w:t>
-      </w:r>
-      <w:r>
-        <w:rPr>
-          <w:rFonts w:ascii="Times New Roman" w:hAnsi="Times New Roman"/>
-          <w:sz w:val="24"/>
-        </w:rPr>
-        <w:t>Благодаримо</w:t>
+        <w:t>10.</w:t>
       </w:r>
       <w:r>
         <w:rPr>
@@ -7314,133 +7437,7 @@
           <w:color w:val="000000"/>
           <w:sz w:val="24"/>
         </w:rPr>
-        <w:t xml:space="preserve"> Т</w:t>
-      </w:r>
-      <w:r>
-        <w:rPr>
-          <w:rFonts w:ascii="Times New Roman" w:hAnsi="Times New Roman"/>
-          <w:sz w:val="24"/>
-        </w:rPr>
-        <w:t>е</w:t>
-      </w:r>
-      <w:r>
-        <w:rPr>
-          <w:rFonts w:ascii="Times New Roman" w:hAnsi="Times New Roman"/>
-          <w:color w:val="000000"/>
-          <w:sz w:val="24"/>
-        </w:rPr>
-        <w:t>б</w:t>
-      </w:r>
-      <w:r>
-        <w:rPr>
-          <w:rFonts w:ascii="Times New Roman" w:hAnsi="Times New Roman"/>
-          <w:sz w:val="24"/>
-        </w:rPr>
-        <w:t>е</w:t>
-      </w:r>
-      <w:r>
-        <w:rPr>
-          <w:rFonts w:ascii="Times New Roman" w:hAnsi="Times New Roman"/>
-          <w:color w:val="000000"/>
-          <w:sz w:val="24"/>
-        </w:rPr>
-        <w:t>, Господи, Боже спасіння нашого, бо Ти все робиш для добра життя нашого, щоб ми завжди на Тебе споглядали, Спасителю й Доброчинцю душ наших. Бо Ти дав спокій нам у час минулої ночі й підвів нас, щоб ми поклонялися величному імені Твоєму. Тому молимо Тебе, Господи: Дай нам ласку й силу, щоб ми стали гідними співати Тобі розумно й молитися безупинно та в страсі і тремтінні над нашим спасінням працювали, при заступництві Христа Твого. Пом'яни, Господи, і тих, що вночі до Тебе кличуть. Вислухай їх і помилуй, і круши під ноги їх невидимих і войовничих ворогів. Бо Ти Цар миру і Спас душ наших, і Тобі славу возсилаємо: Отцю і Сину, і Святому Духові, нині і повсякчас, і на віки віків. Амінь.</w:t>
-      </w:r>
-    </w:p>
-    <w:p>
-      <w:pPr>
-        <w:spacing w:after="120"/>
-        <w:jc w:val="both"/>
-      </w:pPr>
-      <w:r>
-        <w:rPr>
-          <w:rFonts w:ascii="Times New Roman" w:hAnsi="Times New Roman"/>
-          <w:color w:val="FF0000"/>
-          <w:sz w:val="24"/>
-        </w:rPr>
-        <w:t>7.</w:t>
-      </w:r>
-      <w:r>
-        <w:rPr>
-          <w:rFonts w:ascii="Times New Roman" w:hAnsi="Times New Roman"/>
-          <w:color w:val="000000"/>
-          <w:sz w:val="24"/>
-        </w:rPr>
-        <w:t xml:space="preserve"> Боже й Отче Господа нашого Ісуса Христа! Ти підніс нас з постелі нашої і зібрав на годину молитви. Дай нам ласку відкрити уста наші і прийми наші подяки, що в наших силах, і навчи нас установ Твоїх. Бо молитися як слід не вміємо, якщо Ти, Господи, святим Твоїм Духом не навчиш нас. Тому молимося Тобі: Даруй і прости, якщо ми згрішили аж до теперішньої години </w:t>
-      </w:r>
-      <w:r>
-        <w:rPr>
-          <w:rFonts w:ascii="Times New Roman" w:hAnsi="Times New Roman"/>
-          <w:color w:val="000000"/>
-          <w:sz w:val="24"/>
-        </w:rPr>
-        <w:t>словом або ділом, або думкою, добровільно або недобровільно. Бо коли на провини будеш дивитися, Господи, Господи, то хто встоїться, бо в Тебе є прощення. Ти один святий, допоміжник сильний, захисник життя нашого, і Тебе ми завжди оспівуватимемо. Нехай буде сила Царства Твого завжди благословенна і вельми прославлювана: Отця, і Сина, і Святого Духа, нині і повсякчас, і на віки віків. Амінь.</w:t>
-      </w:r>
-    </w:p>
-    <w:p>
-      <w:pPr>
-        <w:spacing w:after="120"/>
-        <w:jc w:val="both"/>
-      </w:pPr>
-      <w:r>
-        <w:rPr>
-          <w:rFonts w:ascii="Times New Roman" w:hAnsi="Times New Roman"/>
-          <w:color w:val="FF0000"/>
-          <w:sz w:val="24"/>
-        </w:rPr>
-        <w:t xml:space="preserve">8. </w:t>
-      </w:r>
-      <w:r>
-        <w:rPr>
-          <w:rFonts w:ascii="Times New Roman" w:hAnsi="Times New Roman"/>
-          <w:color w:val="000000"/>
-          <w:sz w:val="24"/>
-        </w:rPr>
-        <w:t>Господи, Боже наш, що сонну неміч забрав від нас і покликав нас візванням святим, щоб і вночі підносити руки наші і прославляти Тебе за справедливі Твої присуди. Прийми благання наші, моління, визнавання, нічні служби і даруй нам, Боже, віру бездоганну, надію впевнену, любов нелицемірну. Благослови наші входи й виходи, вчинки, слова, діла й думки; і дай нам дочекатися початку дня, нам, що хвалять й оспівують, і благословлять добрість Твоєї несказанної сили, щоб було благословенне Твоє пресвяте ім'я і прославлене Твоє царство: Отця, і Сина, і Святого Духа, нині і повсякчас, і на віки віків. Амінь.</w:t>
-      </w:r>
-    </w:p>
-    <w:p>
-      <w:pPr>
-        <w:spacing w:after="120"/>
-        <w:jc w:val="both"/>
-      </w:pPr>
-      <w:r>
-        <w:rPr>
-          <w:rFonts w:ascii="Times New Roman" w:hAnsi="Times New Roman"/>
-          <w:color w:val="FF0000"/>
-          <w:sz w:val="24"/>
-        </w:rPr>
-        <w:t>9.</w:t>
-      </w:r>
-      <w:r>
-        <w:rPr>
-          <w:rFonts w:ascii="Times New Roman" w:hAnsi="Times New Roman"/>
-          <w:color w:val="000000"/>
-          <w:sz w:val="24"/>
-        </w:rPr>
-        <w:t xml:space="preserve"> Господи, Боже наш! Ти за покаяння дарував людям відпущення, нам же, як образ пізнання і визнання гріхів, показав покаяння і прощення пророка Давида. Тож, Владико, помилуй з великої милости Твоєї нас, що в чимало великих гріхів впали, і по багатстві ласк Твоїх очисти беззаконня наші, бо перед Тобою згрішили ми, Господи, що невідомі й таємні речі серця людського знаєш, і єдиний Ти маєш владу прощати гріхи. Серце ж чисте вчини в нас і Духом владичним утверди нас, і радість спасіння Твого яви нам. Не відкинь нас від лиця Твого, але дозволь, як благий і людинолюбний, аж до останнього нашого віддиху появляти Тобі жертву справедливости й приноси на святих Твоїх жертовниках, милістю і ласками і людинолюб'ям єдинородного Сина Твого, з яким Ти є благословенний з пресвятим, добрим і животворчим Твоїм Духом, нині й повсякчас, і на віки віків. Амінь.</w:t>
-      </w:r>
-    </w:p>
-    <w:p>
-      <w:pPr>
-        <w:spacing w:after="120"/>
-        <w:jc w:val="both"/>
-      </w:pPr>
-      <w:r>
-        <w:rPr>
-          <w:rFonts w:ascii="Times New Roman" w:hAnsi="Times New Roman"/>
-          <w:color w:val="FF0000"/>
-          <w:sz w:val="24"/>
-        </w:rPr>
-        <w:t>10.</w:t>
-      </w:r>
-      <w:r>
-        <w:rPr>
-          <w:rFonts w:ascii="Times New Roman" w:hAnsi="Times New Roman"/>
-          <w:color w:val="000000"/>
-          <w:sz w:val="24"/>
-        </w:rPr>
-        <w:t xml:space="preserve"> Боже, Боже наш! Ти сотворив розумні й духовні сили Своєю волею. Тебе просимо й Тобі молимося: Прийми наші посильні величання з усіма Твоїми творіннями і збагати щедрими даруваннями Твоєї ласки. Бо перед Тобою згинається всяке коліно: на небі, на землі й під землею, і все, що живе, і все створіння оспівує неосяжну Твою славу, бо Ти Бог правдивий і вельми милостивий. Тебе бо хвалять усі небесні сили, і Тобі славу возсилаємо: Отцю, і Сину, і Святому Духові, нині і повсякчас, і на віки віків. Амінь.</w:t>
+        <w:t xml:space="preserve"> Боже, Боже наш! Ти сотворив розумні й духовні сили своєю волею. Тебе просимо й Тобі молимося: Прийми наші посильні величання з усіма Твоїми творіннями і збагати щедрими даруваннями Твоєї ласки. Бо перед Тобою згинається всяке коліно: на небі, на землі й під землею, і все, що живе, і все створіння оспівує неосяжну Твою славу, бо Ти Бог правдивий і вельми милостивий. Тебе бо хвалять усі небесні сили, і Тобі славу возсилаємо: Отцю, і Сину, і Святому Духові, нині і повсякчас, і на віки віків. Амінь.</w:t>
       </w:r>
     </w:p>
     <w:p>
@@ -7513,6 +7510,7 @@
           <w:b/>
           <w:i/>
           <w:color w:val="FF0000"/>
+          <w:sz w:val="24"/>
         </w:rPr>
         <w:t>Велика єктенія</w:t>
       </w:r>
@@ -7667,7 +7665,23 @@
           <w:color w:val="000000"/>
           <w:sz w:val="24"/>
         </w:rPr>
-        <w:t xml:space="preserve">За святішого вселенського архиєрея Франциска, папу Римського, і за блаженнішого патріярха нашого Святослава, і за преосвященнішого архиєпископа і митрополита нашого кир </w:t>
+        <w:t xml:space="preserve">За святішого вселенського архиєрея </w:t>
+      </w:r>
+      <w:r>
+        <w:rPr>
+          <w:rFonts w:ascii="Times New Roman" w:hAnsi="Times New Roman"/>
+          <w:color w:val="000000"/>
+          <w:sz w:val="24"/>
+        </w:rPr>
+        <w:t>Лева</w:t>
+      </w:r>
+      <w:r>
+        <w:rPr>
+          <w:rFonts w:ascii="Times New Roman" w:hAnsi="Times New Roman"/>
+          <w:color w:val="000000"/>
+          <w:sz w:val="24"/>
+        </w:rPr>
+        <w:t xml:space="preserve">, папу Римського, і за блаженнішого патріярха нашого Святослава, і за преосвященнішого архиєпископа і митрополита нашого кир </w:t>
       </w:r>
       <w:r>
         <w:rPr>
@@ -8134,6 +8148,7 @@
           <w:b/>
           <w:i/>
           <w:color w:val="FF0000"/>
+          <w:sz w:val="24"/>
         </w:rPr>
         <w:t>Бог Господь...</w:t>
       </w:r>
@@ -8142,6 +8157,7 @@
           <w:rFonts w:ascii="Times New Roman" w:hAnsi="Times New Roman"/>
           <w:i/>
           <w:color w:val="FF0000"/>
+          <w:sz w:val="24"/>
         </w:rPr>
         <w:t xml:space="preserve"> (Пс. 117), глас </w:t>
       </w:r>
@@ -8150,6 +8166,7 @@
           <w:rFonts w:ascii="Times New Roman" w:hAnsi="Times New Roman"/>
           <w:i/>
           <w:color w:val="FF0000"/>
+          <w:sz w:val="24"/>
         </w:rPr>
         <w:t>4</w:t>
       </w:r>
@@ -8166,7 +8183,7 @@
           <w:color w:val="000000"/>
           <w:sz w:val="24"/>
         </w:rPr>
-        <w:t>Бог – Господь, і явився нам; благословен, хто йде в ім'я Господнє.</w:t>
+        <w:t>Бог – Госпо́дь, і яви́вся нам; благослове́н, хто йде в ім'я́ Госпо́днє.</w:t>
       </w:r>
     </w:p>
     <w:p>
@@ -8198,7 +8215,7 @@
           <w:sz w:val="24"/>
           <w:u w:val="single"/>
         </w:rPr>
-        <w:t>Прославляйте Господа, бо він добрий, бо милість його вічна.</w:t>
+        <w:t>Прославля́йте Го́спода, бо Він до́брий, бо ми́лість Його́ ві́чна.</w:t>
       </w:r>
     </w:p>
     <w:p>
@@ -8230,7 +8247,7 @@
           <w:sz w:val="24"/>
           <w:u w:val="single"/>
         </w:rPr>
-        <w:t>Вони навколо обступили мене, але я ім'ям Господнім переможу їх.</w:t>
+        <w:t>Вони́ навко́ло обступи́ли мене́, але́ я ім'я́м Госпо́днім перемо́жу їх.</w:t>
       </w:r>
     </w:p>
     <w:p>
@@ -8262,7 +8279,7 @@
           <w:sz w:val="24"/>
           <w:u w:val="single"/>
         </w:rPr>
-        <w:t>Я не вмру, а житиму і розказуватиму про діла Господні!</w:t>
+        <w:t>Я не вмру, а жи́тиму і розка́зуватиму про діла́ Госпо́дні!</w:t>
       </w:r>
     </w:p>
     <w:p>
@@ -8294,14 +8311,8 @@
           <w:sz w:val="24"/>
           <w:u w:val="single"/>
         </w:rPr>
-        <w:t>Камінь, яким знехтували будівничі, став головним на розі. Від Господа це сталось, і дивне воно в очах наших.</w:t>
-      </w:r>
-    </w:p>
-    <w:p>
-      <w:pPr>
-        <w:spacing w:after="120"/>
-        <w:jc w:val="both"/>
-      </w:pPr>
+        <w:t>Ка́мінь, яки́м зне́хтували будівни́чі, став головни́м на ро́зі. Від Го́спода це ста́лось, і ди́вне воно́ в оча́х на́ших.</w:t>
+      </w:r>
     </w:p>
     <w:p>
       <w:pPr>
@@ -8315,6 +8326,7 @@
           <w:b/>
           <w:i/>
           <w:color w:val="FF0000"/>
+          <w:sz w:val="24"/>
         </w:rPr>
         <w:t>Тропарі</w:t>
       </w:r>
@@ -8399,6 +8411,7 @@
           <w:b/>
           <w:i/>
           <w:color w:val="FF0000"/>
+          <w:sz w:val="24"/>
         </w:rPr>
         <w:t>Мала єктенія</w:t>
       </w:r>
@@ -8589,6 +8602,7 @@
           <w:b/>
           <w:i/>
           <w:color w:val="FF0000"/>
+          <w:sz w:val="24"/>
         </w:rPr>
         <w:t>Перший сідальний</w:t>
       </w:r>
@@ -8669,6 +8683,7 @@
           <w:b/>
           <w:i/>
           <w:color w:val="FF0000"/>
+          <w:sz w:val="24"/>
         </w:rPr>
         <w:t>Мала єктенія</w:t>
       </w:r>
@@ -8859,6 +8874,7 @@
           <w:b/>
           <w:i/>
           <w:color w:val="FF0000"/>
+          <w:sz w:val="24"/>
         </w:rPr>
         <w:t>Другий сідальний</w:t>
       </w:r>
@@ -8882,7 +8898,7 @@
           <w:rFonts w:ascii="Times New Roman" w:hAnsi="Times New Roman"/>
           <w:sz w:val="24"/>
         </w:rPr>
-        <w:t>Дереву хреста твого поклоняємось, Людинолюбче,* бо на ньому ти − життя всіх, розп'явся* і відчинив, Спасе, рай розбійникові,* що з вірою до тебе звернувся і сподобився вічного блаженства,* коли закликав до тебе: Згадай мене, Господи!* Прийми й нас, як і його, що до тебе кличемо:* Всі ми згрішили!* У милосерді своєму не погорди нами.</w:t>
+        <w:t>Дереву хреста твого поклоняємось, Чоловіколюбче,* бо на ньому ти − життя всіх, розп'явся* і відчинив, Спасе, рай розбійникові,* що з вірою до тебе звернувся і сподобився вічного блаженства,* коли закликав до тебе: Згадай мене, Господи!* Прийми й нас, як і його, що до тебе кличемо:* Всі ми згрішили!* У милосерді своєму не погорди нами.</w:t>
       </w:r>
     </w:p>
     <w:p>
@@ -8924,6 +8940,7 @@
           <w:b/>
           <w:i/>
           <w:color w:val="FF0000"/>
+          <w:sz w:val="24"/>
         </w:rPr>
         <w:t>Псалом 50</w:t>
       </w:r>
@@ -9205,7 +9222,23 @@
           <w:sz w:val="24"/>
           <w:u w:val="single"/>
         </w:rPr>
-        <w:t>Господи, Боже наш! Ти за покаяння дарував людям відпущення, нам же, як образ пізнання і визнання гріхів, показав покаяння і прощення пророка Давида. Тож, Владико, помилуй з великої милости Твоєї нас, що в чимало великих гріхів впали, і по багатстві ласк Твоїх очисти беззаконня наші, бо перед Тобою згрішили ми, Господи, що невідомі й таємні речі серця людського знаєш, і єдиний Ти маєш владу прощати гріхи. Серце ж чисте вчини в нас і Духом владичним утверди нас, і радість спасіння Твого яви нам. Не відкинь нас від лиця Твого, але дозволь, як благий і людинолюбний, аж до останнього нашого віддиху появляти Тобі жертву справедливости й приноси на святих Твоїх жертовниках, милістю і ласками і людинолюб'ям єдинородного Сина Твого, з яким Ти є благословенний з пресвятим, добрим і животворчим Твоїм Духом, нині й повсякчас, і на віки віків. Амінь.]</w:t>
+        <w:t>[</w:t>
+      </w:r>
+      <w:r>
+        <w:rPr>
+          <w:rFonts w:ascii="Times New Roman" w:hAnsi="Times New Roman"/>
+          <w:sz w:val="24"/>
+          <w:u w:val="single"/>
+        </w:rPr>
+        <w:t xml:space="preserve">Господи, Боже наш! Ти за покаяння дарував людям відпущення, нам же, як образ пізнання і визнання гріхів, показав покаяння і прощення пророка Давида. Тож, Владико, помилуй з великої милости Твоєї нас, що в чимало великих гріхів впали, і по багатстві ласк Твоїх очисти </w:t>
+      </w:r>
+      <w:r>
+        <w:rPr>
+          <w:rFonts w:ascii="Times New Roman" w:hAnsi="Times New Roman"/>
+          <w:sz w:val="24"/>
+          <w:u w:val="single"/>
+        </w:rPr>
+        <w:t>беззаконня наші, бо перед Тобою згрішили ми, Господи, що невідомі й таємні речі серця людського знаєш, і єдиний Ти маєш владу прощати гріхи. Серце ж чисте вчини в нас і Духом владичним утверди нас, і радість спасіння Твого яви нам. Не відкинь нас від лиця Твого, але дозволь, як благий і людинолюбний, аж до останнього нашого віддиху появляти Тобі жертву справедливости й приноси на святих Твоїх жертовниках, милістю і ласками і людинолюб'ям єдинородного Сина Твого, з яким Ти є благословенний з пресвятим, добрим і животворчим Твоїм Духом, нині й повсякчас, і на віки віків. Амінь.]</w:t>
       </w:r>
     </w:p>
     <w:p>
@@ -11267,6 +11300,7 @@
           <w:b/>
           <w:i/>
           <w:color w:val="FF0000"/>
+          <w:sz w:val="24"/>
         </w:rPr>
         <w:t>Пісня Богородиці</w:t>
       </w:r>
@@ -11579,6 +11613,7 @@
           <w:b/>
           <w:i/>
           <w:color w:val="FF0000"/>
+          <w:sz w:val="24"/>
         </w:rPr>
         <w:t>Достойно</w:t>
       </w:r>
@@ -11622,6 +11657,7 @@
           <w:b/>
           <w:i/>
           <w:color w:val="FF0000"/>
+          <w:sz w:val="24"/>
         </w:rPr>
         <w:t>Мала єктенія</w:t>
       </w:r>
@@ -11741,39 +11777,7 @@
           <w:sz w:val="24"/>
           <w:u w:val="single"/>
         </w:rPr>
-        <w:t>[</w:t>
-      </w:r>
-      <w:r>
-        <w:rPr>
-          <w:rFonts w:ascii="Times New Roman" w:hAnsi="Times New Roman"/>
-          <w:sz w:val="24"/>
-          <w:u w:val="single"/>
-        </w:rPr>
-        <w:t xml:space="preserve">Боже, Боже наш! Ти сотворив розумні й духовні сили </w:t>
-      </w:r>
-      <w:r>
-        <w:rPr>
-          <w:rFonts w:ascii="Times New Roman" w:hAnsi="Times New Roman"/>
-          <w:sz w:val="24"/>
-          <w:u w:val="single"/>
-        </w:rPr>
-        <w:t>С</w:t>
-      </w:r>
-      <w:r>
-        <w:rPr>
-          <w:rFonts w:ascii="Times New Roman" w:hAnsi="Times New Roman"/>
-          <w:sz w:val="24"/>
-          <w:u w:val="single"/>
-        </w:rPr>
-        <w:t>воєю волею. Тебе просимо й Тобі молимося: Прийми наші посильні величання з усіма Твоїми творіннями і збагати щедрими даруваннями Твоєї ласки. Бо перед Тобою згинається всяке коліно: на небі, на землі й під землею, і все, що живе, і все створіння оспівує неосяжну Твою славу, бо Ти Бог правдивий і вельми милостивий</w:t>
-      </w:r>
-      <w:r>
-        <w:rPr>
-          <w:rFonts w:ascii="Times New Roman" w:hAnsi="Times New Roman"/>
-          <w:sz w:val="24"/>
-          <w:u w:val="single"/>
-        </w:rPr>
-        <w:t>.]</w:t>
+        <w:t>[Боже, Боже наш! Ти сотворив розумні й духовні сили своєю волею. Тебе просимо й Тобі молимося: Прийми наші посильні величання з усіма Твоїми творіннями і збагати щедрими даруваннями Твоєї ласки. Бо перед Тобою згинається всяке коліно: на небі, на землі й під землею, і все, що живе, і все створіння оспівує неосяжну Твою славу, бо Ти Бог правдивий і вельми милостивий.]</w:t>
       </w:r>
     </w:p>
     <w:p>
@@ -11845,6 +11849,7 @@
           <w:b/>
           <w:i/>
           <w:color w:val="FF0000"/>
+          <w:sz w:val="24"/>
         </w:rPr>
         <w:t>Світильний</w:t>
       </w:r>
@@ -12335,6 +12340,7 @@
           <w:b/>
           <w:i/>
           <w:color w:val="FF0000"/>
+          <w:sz w:val="24"/>
         </w:rPr>
         <w:t>Мале славослов'я</w:t>
       </w:r>
@@ -12439,7 +12445,7 @@
           <w:rFonts w:ascii="Times New Roman" w:hAnsi="Times New Roman"/>
           <w:sz w:val="24"/>
         </w:rPr>
-        <w:t>Господи, Боже, Агнче Божий, Сину Отця,* що береш гріхи світу, помилуй нас.</w:t>
+        <w:t>Господи, Боже, Агнче Божий, Сину Отця,* що береш гріх світу, помилуй нас.</w:t>
       </w:r>
     </w:p>
     <w:p>
@@ -12705,6 +12711,7 @@
           <w:b/>
           <w:i/>
           <w:color w:val="FF0000"/>
+          <w:sz w:val="24"/>
         </w:rPr>
         <w:t>Прохальна єктенія</w:t>
       </w:r>
@@ -13022,7 +13029,15 @@
           <w:sz w:val="24"/>
           <w:u w:val="single"/>
         </w:rPr>
-        <w:t>[Владико, Боже святий і неосяжний, що казав із темряви світлові засіяти, що заспокоїв нас у нічному сні й підвів до величання і моління Твоєї доброти! Ти, що даєш себе умолити задля свого милосердя, прийми і нині нас, що поклоняємося Тобі й по силі благодаримо Тебе; і даруй нам те, чого просимо задля спасіння. Вчини нас синами світла і дня та спадкоємцями вічних Твоїх благ. Пом'яни, Господи, за багатством ласк Твоїх усіх людей, що є і моляться з нами, і всю братію нашу на землі й на морі, і на всякому місці володіння Твого, що потребують Твоєї любови й помочі. Усім вияви велику Твою милість, щоб спасенні, як душею так і тілом, завжди перебували й відважно славили чудне й благословенне ім'я Твоє.]</w:t>
+        <w:t xml:space="preserve">[Владико, Боже святий і неосяжний, що казав із темряви світлові засіяти, що заспокоїв нас у нічному сні й підвів до величання і моління Твоєї доброти! Ти, що даєш себе умолити задля свого милосердя, прийми і нині нас, що поклоняємося Тобі й по силі благодаримо Тебе; і даруй нам те, чого просимо задля спасіння. Вчини нас синами світла і дня та спадкоємцями вічних Твоїх благ. Пом'яни, Господи, за багатством ласк Твоїх усіх людей, що є і моляться з нами, і </w:t>
+      </w:r>
+      <w:r>
+        <w:rPr>
+          <w:rFonts w:ascii="Times New Roman" w:hAnsi="Times New Roman"/>
+          <w:sz w:val="24"/>
+          <w:u w:val="single"/>
+        </w:rPr>
+        <w:t>всю братію нашу на землі й на морі, і на всякому місці володіння Твого, що потребують Твоєї любови й помочі. Усім вияви велику Твою милість, щоб спасенні, як душею так і тілом, завжди перебували й відважно славили чудне й благословенне ім'я Твоє.]</w:t>
       </w:r>
     </w:p>
     <w:p>
@@ -13653,6 +13668,7 @@
           <w:b/>
           <w:i/>
           <w:color w:val="FF0000"/>
+          <w:sz w:val="24"/>
         </w:rPr>
         <w:t>Тропарі</w:t>
       </w:r>
@@ -13681,6 +13697,7 @@
           <w:b/>
           <w:i/>
           <w:color w:val="FF0000"/>
+          <w:sz w:val="24"/>
         </w:rPr>
         <w:t>Єктенія усильного благання</w:t>
       </w:r>
@@ -13736,7 +13753,21 @@
           <w:rFonts w:ascii="Times New Roman" w:hAnsi="Times New Roman"/>
           <w:sz w:val="24"/>
         </w:rPr>
-        <w:t xml:space="preserve">Ще молимось за святішого вселенського архиєрея Франциска, папу Римського, і за блаженнішого патріярха нашого Святослава, і за преосвященнішого архиєпископа і митрополита нашого кир </w:t>
+        <w:t xml:space="preserve">Ще молимось за святішого вселенського архиєрея </w:t>
+      </w:r>
+      <w:r>
+        <w:rPr>
+          <w:rFonts w:ascii="Times New Roman" w:hAnsi="Times New Roman"/>
+          <w:sz w:val="24"/>
+        </w:rPr>
+        <w:t>Лева</w:t>
+      </w:r>
+      <w:r>
+        <w:rPr>
+          <w:rFonts w:ascii="Times New Roman" w:hAnsi="Times New Roman"/>
+          <w:sz w:val="24"/>
+        </w:rPr>
+        <w:t xml:space="preserve">, папу Римського, і за блаженнішого патріярха нашого Святослава, і за преосвященнішого архиєпископа і митрополита нашого кир </w:t>
       </w:r>
       <w:r>
         <w:rPr>
